--- a/5 Weekly and Monthly Stock Orders.docx
+++ b/5 Weekly and Monthly Stock Orders.docx
@@ -280,16 +280,7 @@
         <w:t xml:space="preserve">. He also might not be aware of upcoming humanitarian orders that have not yet been </w:t>
       </w:r>
       <w:r>
-        <w:t xml:space="preserve">entered into the </w:t>
-      </w:r>
-      <w:r>
-        <w:rPr>
-          <w:color w:val="EE0000"/>
-        </w:rPr>
-        <w:t xml:space="preserve">ZZZ </w:t>
-      </w:r>
-      <w:r>
-        <w:t xml:space="preserve">system. </w:t>
+        <w:t xml:space="preserve">entered into the system. </w:t>
       </w:r>
       <w:r>
         <w:t>Even with those blind spots, h</w:t>
@@ -343,13 +334,10 @@
         <w:t>I</w:t>
       </w:r>
       <w:r>
-        <w:t xml:space="preserve">t is still important that </w:t>
+        <w:t xml:space="preserve">t is still important that we </w:t>
       </w:r>
       <w:r>
         <w:lastRenderedPageBreak/>
-        <w:t xml:space="preserve">we </w:t>
-      </w:r>
-      <w:r>
         <w:t>check our inventory before we sign off on his POF</w:t>
       </w:r>
       <w:r>
@@ -1182,7 +1170,13 @@
         <w:t>in counting</w:t>
       </w:r>
       <w:r>
-        <w:t xml:space="preserve"> the use-by and Wirtz number checks over the last couple of months. The last order I </w:t>
+        <w:t xml:space="preserve"> the use-by and Wirtz number checks over the last </w:t>
+      </w:r>
+      <w:r>
+        <w:t>three orders</w:t>
+      </w:r>
+      <w:r>
+        <w:t xml:space="preserve">. The last order I </w:t>
       </w:r>
       <w:r>
         <w:t>made</w:t>
@@ -1191,7 +1185,13 @@
         <w:t xml:space="preserve"> using the </w:t>
       </w:r>
       <w:r>
-        <w:t>MIW took me 45 minutes.</w:t>
+        <w:t>MIW took me 45 minutes</w:t>
+      </w:r>
+      <w:r>
+        <w:t>, start to finish</w:t>
+      </w:r>
+      <w:r>
+        <w:t>.</w:t>
       </w:r>
       <w:r>
         <w:t xml:space="preserve"> This method </w:t>
@@ -1203,7 +1203,13 @@
         <w:t>items</w:t>
       </w:r>
       <w:r>
-        <w:t xml:space="preserve"> that might be needed in your order</w:t>
+        <w:t xml:space="preserve"> that </w:t>
+      </w:r>
+      <w:r>
+        <w:t>can possibly</w:t>
+      </w:r>
+      <w:r>
+        <w:t xml:space="preserve"> be needed in your order</w:t>
       </w:r>
       <w:r>
         <w:t xml:space="preserve">, and it </w:t>
@@ -1215,7 +1221,13 @@
         <w:t xml:space="preserve">best values for the order based on experience. If the </w:t>
       </w:r>
       <w:r>
-        <w:t xml:space="preserve">Wirtz number is too high or low, feel free to adjust it so the best values </w:t>
+        <w:t xml:space="preserve">Wirtz number is too high or low, feel free to adjust </w:t>
+      </w:r>
+      <w:r>
+        <w:t xml:space="preserve">on the template </w:t>
+      </w:r>
+      <w:r>
+        <w:t xml:space="preserve">so the best values </w:t>
       </w:r>
       <w:r>
         <w:t>will be presented in the next order</w:t>
@@ -1275,7 +1287,7 @@
         <w:i/>
         <w:iCs/>
       </w:rPr>
-      <w:t>Don Cannon</w:t>
+      <w:t>Weekly and Monthly Stock Orders.docx</w:t>
     </w:r>
     <w:r>
       <w:rPr>
@@ -1290,13 +1302,7 @@
         <w:iCs/>
       </w:rPr>
       <w:tab/>
-    </w:r>
-    <w:r>
-      <w:rPr>
-        <w:i/>
-        <w:iCs/>
-      </w:rPr>
-      <w:t>Weekly and Monthly Stock Orders.docx</w:t>
+      <w:t>7-21-2026</w:t>
     </w:r>
   </w:p>
 </w:ftr>
